--- a/HN-HS25-CNTT2-VuTranLam-FINAL-07.docx
+++ b/HN-HS25-CNTT2-VuTranLam-FINAL-07.docx
@@ -264,10 +264,7 @@
           </w:tcPr>
           <w:p>
             <w:r>
-              <w:t>N</w:t>
-            </w:r>
-            <w:r>
-              <w:t>FR-1</w:t>
+              <w:t>NFR-1</w:t>
             </w:r>
           </w:p>
         </w:tc>
@@ -633,6 +630,10 @@
     </w:p>
     <w:p>
       <w:r>
+        <w:rPr>
+          <w:noProof/>
+          <w:lang w:eastAsia="vi-VN"/>
+        </w:rPr>
         <w:lastRenderedPageBreak/>
         <w:drawing>
           <wp:inline distT="0" distB="0" distL="0" distR="0" wp14:anchorId="7683D186" wp14:editId="67E9676B">
@@ -684,6 +685,10 @@
     </w:p>
     <w:p>
       <w:r>
+        <w:rPr>
+          <w:noProof/>
+          <w:lang w:eastAsia="vi-VN"/>
+        </w:rPr>
         <w:drawing>
           <wp:inline distT="0" distB="0" distL="0" distR="0" wp14:anchorId="21C44AC5" wp14:editId="4BCC42E3">
             <wp:extent cx="5731510" cy="2532380"/>
@@ -1043,6 +1048,10 @@
     </w:p>
     <w:p>
       <w:r>
+        <w:rPr>
+          <w:noProof/>
+          <w:lang w:eastAsia="vi-VN"/>
+        </w:rPr>
         <w:lastRenderedPageBreak/>
         <w:drawing>
           <wp:inline distT="0" distB="0" distL="0" distR="0" wp14:anchorId="10A0F892" wp14:editId="507411B3">
@@ -1084,20 +1093,25 @@
     <w:p>
       <w:r>
         <w:lastRenderedPageBreak/>
-        <w:t>V. Phân tích tác động</w:t>
-      </w:r>
-    </w:p>
-    <w:p>
-      <w:r>
-        <w:t xml:space="preserve">Tác động đến: </w:t>
-      </w:r>
-    </w:p>
-    <w:p>
-      <w:r>
-        <w:t>- Giao diện: VIP đẹp hơn sao với giao diện bính thường. Ghế đôi thì thêm hiệu ứng cho các cặp đôi.</w:t>
+        <w:t>- CTA chính là nút tiếp tục: Thông báo cho khách hàng biết nếu điền thông tin xong thì bấm vào đâu để đến phần tiếp theo</w:t>
       </w:r>
       <w:bookmarkStart w:id="0" w:name="_GoBack"/>
       <w:bookmarkEnd w:id="0"/>
+    </w:p>
+    <w:p>
+      <w:r>
+        <w:t>V. Phân tích tác động</w:t>
+      </w:r>
+    </w:p>
+    <w:p>
+      <w:r>
+        <w:t xml:space="preserve">Tác động đến: </w:t>
+      </w:r>
+    </w:p>
+    <w:p>
+      <w:r>
+        <w:t>- Giao diện: VIP đẹp hơn sao với giao diện bính thường. Ghế đôi thì thêm hiệu ứng cho các cặp đôi.</w:t>
+      </w:r>
     </w:p>
     <w:p>
       <w:r>
